--- a/src/generador-documentos/templates/notificacion-no-adjudicado-template.docx
+++ b/src/generador-documentos/templates/notificacion-no-adjudicado-template.docx
@@ -14,13 +14,8 @@
       </w:pPr>
       <w:r>
         <w:rPr>
-          <w:b w:val="1"/>
-          <w:bCs w:val="1"/>
-          <w:sz w:val="24"/>
-          <w:szCs w:val="24"/>
-          <w:rtl w:val="0"/>
-        </w:rPr>
-        <w:t xml:space="preserve">REPÚBLICA BOLIVARIANA DE VENEZUELA</w:t>
+          <w:rtl w:val="0"/>
+        </w:rPr>
       </w:r>
     </w:p>
     <w:p>
@@ -33,37 +28,48 @@
       </w:pPr>
       <w:r>
         <w:rPr>
-          <w:sz w:val="24"/>
-          <w:szCs w:val="24"/>
-          <w:rtl w:val="0"/>
-        </w:rPr>
-        <w:t xml:space="preserve">{nom_ente_contratante}</w:t>
-      </w:r>
-      <w:r>
-        <w:rPr>
-          <w:rtl w:val="0"/>
-        </w:rPr>
+          <w:b w:val="1"/>
+          <w:bCs w:val="1"/>
+          <w:sz w:val="24"/>
+          <w:szCs w:val="24"/>
+          <w:rtl w:val="0"/>
+        </w:rPr>
+        <w:t xml:space="preserve">Nomenclatura N°</w:t>
+      </w:r>
+      <w:r>
+        <w:rPr>
+          <w:sz w:val="24"/>
+          <w:szCs w:val="24"/>
+          <w:rtl w:val="0"/>
+        </w:rPr>
+        <w:t xml:space="preserve">: {cod_nomenclatura_proceso_au_au}</w:t>
       </w:r>
     </w:p>
     <w:p>
       <w:pPr>
         <w:jc w:val="center"/>
         <w:rPr>
-          <w:b w:val="1"/>
-          <w:bCs w:val="1"/>
-          <w:sz w:val="24"/>
-          <w:szCs w:val="24"/>
-        </w:rPr>
-      </w:pPr>
-      <w:r>
-        <w:rPr>
-          <w:b w:val="1"/>
-          <w:bCs w:val="1"/>
-          <w:sz w:val="24"/>
-          <w:szCs w:val="24"/>
-          <w:rtl w:val="0"/>
-        </w:rPr>
-        <w:t xml:space="preserve">COMISIÓN DE CONTRATACIONES PÚBLICAS</w:t>
+          <w:sz w:val="24"/>
+          <w:szCs w:val="24"/>
+        </w:rPr>
+      </w:pPr>
+      <w:r>
+        <w:rPr>
+          <w:b w:val="1"/>
+          <w:bCs w:val="1"/>
+          <w:sz w:val="24"/>
+          <w:szCs w:val="24"/>
+          <w:rtl w:val="0"/>
+        </w:rPr>
+        <w:t xml:space="preserve">Objeto</w:t>
+      </w:r>
+      <w:r>
+        <w:rPr>
+          <w:sz w:val="24"/>
+          <w:szCs w:val="24"/>
+          <w:rtl w:val="0"/>
+        </w:rPr>
+        <w:t xml:space="preserve">: {desc_objeto_contratacion_au_au}</w:t>
       </w:r>
     </w:p>
     <w:p>
@@ -76,21 +82,8 @@
       </w:pPr>
       <w:r>
         <w:rPr>
-          <w:b w:val="1"/>
-          <w:bCs w:val="1"/>
-          <w:sz w:val="24"/>
-          <w:szCs w:val="24"/>
-          <w:rtl w:val="0"/>
-        </w:rPr>
-        <w:t xml:space="preserve">Nomenclatura N°</w:t>
-      </w:r>
-      <w:r>
-        <w:rPr>
-          <w:sz w:val="24"/>
-          <w:szCs w:val="24"/>
-          <w:rtl w:val="0"/>
-        </w:rPr>
-        <w:t xml:space="preserve">: {cod_nomenclatura_proceso_au_au}</w:t>
+          <w:rtl w:val="0"/>
+        </w:rPr>
       </w:r>
     </w:p>
     <w:p>
@@ -103,49 +96,1347 @@
       </w:pPr>
       <w:r>
         <w:rPr>
-          <w:b w:val="1"/>
-          <w:bCs w:val="1"/>
-          <w:sz w:val="24"/>
-          <w:szCs w:val="24"/>
-          <w:rtl w:val="0"/>
-        </w:rPr>
-        <w:t xml:space="preserve">Objeto</w:t>
-      </w:r>
-      <w:r>
-        <w:rPr>
-          <w:sz w:val="24"/>
-          <w:szCs w:val="24"/>
-          <w:rtl w:val="0"/>
-        </w:rPr>
-        <w:t xml:space="preserve">: {desc_objeto_contratacion_au_au}</w:t>
+          <w:rtl w:val="0"/>
+        </w:rPr>
       </w:r>
     </w:p>
     <w:p>
       <w:pPr>
         <w:jc w:val="center"/>
         <w:rPr>
-          <w:sz w:val="24"/>
-          <w:szCs w:val="24"/>
-        </w:rPr>
-      </w:pPr>
-      <w:r>
-        <w:rPr>
-          <w:rtl w:val="0"/>
-        </w:rPr>
+          <w:b w:val="1"/>
+          <w:bCs w:val="1"/>
+          <w:sz w:val="24"/>
+          <w:szCs w:val="24"/>
+        </w:rPr>
+      </w:pPr>
+      <w:r>
+        <w:rPr>
+          <w:b w:val="1"/>
+          <w:bCs w:val="1"/>
+          <w:sz w:val="24"/>
+          <w:szCs w:val="24"/>
+          <w:rtl w:val="0"/>
+        </w:rPr>
+        <w:t xml:space="preserve">NOTIFICACIÓN DE RESULTADOS DEL PROCEDIMIENTO</w:t>
       </w:r>
     </w:p>
     <w:p>
       <w:pPr>
         <w:jc w:val="center"/>
         <w:rPr>
-          <w:sz w:val="24"/>
-          <w:szCs w:val="24"/>
-        </w:rPr>
-      </w:pPr>
-      <w:r>
-        <w:rPr>
-          <w:rtl w:val="0"/>
-        </w:rPr>
+          <w:b w:val="1"/>
+          <w:bCs w:val="1"/>
+          <w:sz w:val="24"/>
+          <w:szCs w:val="24"/>
+        </w:rPr>
+      </w:pPr>
+      <w:r>
+        <w:rPr>
+          <w:b w:val="1"/>
+          <w:bCs w:val="1"/>
+          <w:sz w:val="24"/>
+          <w:szCs w:val="24"/>
+          <w:rtl w:val="0"/>
+        </w:rPr>
+        <w:t xml:space="preserve">(PARA OFERENTES NO ADJUDICADOS)</w:t>
+      </w:r>
+    </w:p>
+    <w:p>
+      <w:pPr>
+        <w:jc w:val="right"/>
+        <w:rPr>
+          <w:sz w:val="24"/>
+          <w:szCs w:val="24"/>
+        </w:rPr>
+      </w:pPr>
+      <w:r>
+        <w:rPr>
+          <w:rtl w:val="0"/>
+        </w:rPr>
+      </w:r>
+    </w:p>
+    <w:p>
+      <w:pPr>
+        <w:jc w:val="right"/>
+        <w:rPr>
+          <w:sz w:val="24"/>
+          <w:szCs w:val="24"/>
+        </w:rPr>
+      </w:pPr>
+      <w:r>
+        <w:rPr>
+          <w:sz w:val="24"/>
+          <w:szCs w:val="24"/>
+          <w:rtl w:val="0"/>
+        </w:rPr>
+        <w:t xml:space="preserve">{loc_ciudad_ente}, {fec_limite_notificacion_au_au}</w:t>
+      </w:r>
+    </w:p>
+    <w:p>
+      <w:pPr>
+        <w:rPr>
+          <w:sz w:val="24"/>
+          <w:szCs w:val="24"/>
+        </w:rPr>
+      </w:pPr>
+      <w:r>
+        <w:rPr>
+          <w:rtl w:val="0"/>
+        </w:rPr>
+      </w:r>
+    </w:p>
+    <w:p>
+      <w:pPr>
+        <w:rPr>
+          <w:b w:val="1"/>
+          <w:bCs w:val="1"/>
+          <w:sz w:val="24"/>
+          <w:szCs w:val="24"/>
+        </w:rPr>
+      </w:pPr>
+      <w:r>
+        <w:rPr>
+          <w:b w:val="1"/>
+          <w:bCs w:val="1"/>
+          <w:sz w:val="24"/>
+          <w:szCs w:val="24"/>
+          <w:rtl w:val="0"/>
+        </w:rPr>
+        <w:t xml:space="preserve">Señores:</w:t>
+      </w:r>
+    </w:p>
+    <w:p>
+      <w:pPr>
+        <w:rPr>
+          <w:sz w:val="24"/>
+          <w:szCs w:val="24"/>
+        </w:rPr>
+      </w:pPr>
+      <w:r>
+        <w:rPr>
+          <w:sz w:val="24"/>
+          <w:szCs w:val="24"/>
+          <w:rtl w:val="0"/>
+        </w:rPr>
+        <w:t xml:space="preserve">{oferente_no_adjudicado_au_au}</w:t>
+      </w:r>
+    </w:p>
+    <w:p>
+      <w:pPr>
+        <w:rPr>
+          <w:sz w:val="24"/>
+          <w:szCs w:val="24"/>
+        </w:rPr>
+      </w:pPr>
+      <w:r>
+        <w:rPr>
+          <w:sz w:val="24"/>
+          <w:szCs w:val="24"/>
+          <w:rtl w:val="0"/>
+        </w:rPr>
+        <w:t xml:space="preserve">RIF: {rif_oferente_no_adjudicado_au_au}</w:t>
+      </w:r>
+    </w:p>
+    <w:p>
+      <w:pPr>
+        <w:rPr>
+          <w:sz w:val="24"/>
+          <w:szCs w:val="24"/>
+        </w:rPr>
+      </w:pPr>
+      <w:r>
+        <w:rPr>
+          <w:sz w:val="24"/>
+          <w:szCs w:val="24"/>
+          <w:rtl w:val="0"/>
+        </w:rPr>
+        <w:t xml:space="preserve">Correo Electrónico: {correo_oferente_no_adjudicado_au_au}</w:t>
+      </w:r>
+    </w:p>
+    <w:p>
+      <w:pPr>
+        <w:rPr>
+          <w:sz w:val="24"/>
+          <w:szCs w:val="24"/>
+        </w:rPr>
+      </w:pPr>
+      <w:r>
+        <w:rPr>
+          <w:sz w:val="24"/>
+          <w:szCs w:val="24"/>
+          <w:rtl w:val="0"/>
+        </w:rPr>
+        <w:t xml:space="preserve">Presente.-</w:t>
+      </w:r>
+    </w:p>
+    <w:p>
+      <w:pPr>
+        <w:rPr>
+          <w:sz w:val="24"/>
+          <w:szCs w:val="24"/>
+        </w:rPr>
+      </w:pPr>
+      <w:r>
+        <w:rPr>
+          <w:rtl w:val="0"/>
+        </w:rPr>
+      </w:r>
+    </w:p>
+    <w:p>
+      <w:pPr>
+        <w:jc w:val="both"/>
+        <w:rPr>
+          <w:sz w:val="24"/>
+          <w:szCs w:val="24"/>
+        </w:rPr>
+      </w:pPr>
+      <w:r>
+        <w:rPr>
+          <w:sz w:val="24"/>
+          <w:szCs w:val="24"/>
+          <w:rtl w:val="0"/>
+        </w:rPr>
+        <w:t xml:space="preserve">Respetados señores,</w:t>
+      </w:r>
+    </w:p>
+    <w:p>
+      <w:pPr>
+        <w:jc w:val="both"/>
+        <w:rPr>
+          <w:sz w:val="24"/>
+          <w:szCs w:val="24"/>
+        </w:rPr>
+      </w:pPr>
+      <w:r>
+        <w:rPr>
+          <w:sz w:val="24"/>
+          <w:szCs w:val="24"/>
+          <w:rtl w:val="0"/>
+        </w:rPr>
+        <w:t xml:space="preserve">Quien suscribe, {nom_completo_miembro_secretaria}, C.I. N° {cedula_miembro_secretaria}, en mi carácter de Secretario(a) de la Comisión de Contrataciones Públicas de este ente, actuando de conformidad con las atribuciones conferidas en {datos_designacion_comision}, me dirijo a ustedes en la oportunidad de notificarles formalmente la decisión recaída en el marco proceso de contratación bajo la modalidad de Concurso Abierto N° {cod_nomenclatura_proceso_au_au} referente a: "{desc_objeto_contratacion_au_au}".</w:t>
+      </w:r>
+    </w:p>
+    <w:p>
+      <w:pPr>
+        <w:spacing w:after="200" w:before="200" w:lineRule="auto"/>
+        <w:jc w:val="both"/>
+        <w:rPr>
+          <w:sz w:val="24"/>
+          <w:szCs w:val="24"/>
+        </w:rPr>
+      </w:pPr>
+      <w:r>
+        <w:rPr>
+          <w:sz w:val="24"/>
+          <w:szCs w:val="24"/>
+          <w:rtl w:val="0"/>
+        </w:rPr>
+        <w:t xml:space="preserve">Al respecto, se les informa que la Máxima Autoridad del Ente, visto el Informe de Recomendación de la Comisión, dictó el Acto Administrativo de Adjudicación en fecha {fec_limite_adjudicacion_au_au}, cuyo contenido resolutivo se transcribe a continuación a los fines de su conocimiento integral:</w:t>
+      </w:r>
+    </w:p>
+    <w:p>
+      <w:pPr>
+        <w:spacing w:line="360" w:lineRule="auto"/>
+        <w:jc w:val="both"/>
+        <w:rPr>
+          <w:b w:val="1"/>
+          <w:bCs w:val="1"/>
+          <w:sz w:val="24"/>
+          <w:szCs w:val="24"/>
+        </w:rPr>
+      </w:pPr>
+      <w:r>
+        <w:rPr>
+          <w:sz w:val="24"/>
+          <w:szCs w:val="24"/>
+          <w:rtl w:val="0"/>
+        </w:rPr>
+        <w:t xml:space="preserve">{#recomendacion_adjudicacion_total_au_au}</w:t>
+      </w:r>
+      <w:r>
+        <w:rPr>
+          <w:b w:val="1"/>
+          <w:bCs w:val="1"/>
+          <w:sz w:val="24"/>
+          <w:szCs w:val="24"/>
+          <w:rtl w:val="0"/>
+        </w:rPr>
+        <w:t xml:space="preserve">PRIMERO: ADJUDICACIÓN TOTAL </w:t>
+      </w:r>
+      <w:r>
+        <w:rPr>
+          <w:sz w:val="24"/>
+          <w:szCs w:val="24"/>
+          <w:rtl w:val="0"/>
+        </w:rPr>
+        <w:t xml:space="preserve">del presente Concurso Abierto a la empresa </w:t>
+      </w:r>
+      <w:r>
+        <w:rPr>
+          <w:b w:val="1"/>
+          <w:bCs w:val="1"/>
+          <w:sz w:val="24"/>
+          <w:szCs w:val="24"/>
+          <w:rtl w:val="0"/>
+        </w:rPr>
+        <w:t xml:space="preserve">{nombre_proveedor_evaluado_au_au}, RIF {rif_proveedor_evaluado_au_au}, </w:t>
+      </w:r>
+      <w:r>
+        <w:rPr>
+          <w:sz w:val="24"/>
+          <w:szCs w:val="24"/>
+          <w:rtl w:val="0"/>
+        </w:rPr>
+        <w:t xml:space="preserve">al haber resultado seleccionada como la</w:t>
+      </w:r>
+      <w:r>
+        <w:rPr>
+          <w:b w:val="1"/>
+          <w:bCs w:val="1"/>
+          <w:sz w:val="24"/>
+          <w:szCs w:val="24"/>
+          <w:rtl w:val="0"/>
+        </w:rPr>
+        <w:t xml:space="preserve"> Primera Opción </w:t>
+      </w:r>
+      <w:r>
+        <w:rPr>
+          <w:sz w:val="24"/>
+          <w:szCs w:val="24"/>
+          <w:rtl w:val="0"/>
+        </w:rPr>
+        <w:t xml:space="preserve">para la ejecución íntegra del objeto de la contratación especificada en el pliego de condiciones, los cuales serán imputados a la(s) Partida(s) Presupuestaria(s)</w:t>
+      </w:r>
+      <w:r>
+        <w:rPr>
+          <w:b w:val="1"/>
+          <w:bCs w:val="1"/>
+          <w:sz w:val="24"/>
+          <w:szCs w:val="24"/>
+          <w:rtl w:val="0"/>
+        </w:rPr>
+        <w:t xml:space="preserve"> N° {partidas_adjudicadas_total_au_au}. </w:t>
+      </w:r>
+      <w:r>
+        <w:rPr>
+          <w:sz w:val="24"/>
+          <w:szCs w:val="24"/>
+          <w:rtl w:val="0"/>
+        </w:rPr>
+        <w:t xml:space="preserve">El monto total adjudicado asciende a</w:t>
+      </w:r>
+      <w:r>
+        <w:rPr>
+          <w:b w:val="1"/>
+          <w:bCs w:val="1"/>
+          <w:sz w:val="24"/>
+          <w:szCs w:val="24"/>
+          <w:rtl w:val="0"/>
+        </w:rPr>
+        <w:t xml:space="preserve"> {monto_adjudicado_total_au_au} Bs., sin incluir el Impuesto al Valor Agregado (IVA). </w:t>
+      </w:r>
+      <w:r>
+        <w:rPr>
+          <w:sz w:val="24"/>
+          <w:szCs w:val="24"/>
+          <w:rtl w:val="0"/>
+        </w:rPr>
+        <w:t xml:space="preserve">El plazo de ejecución / entrega será de:</w:t>
+      </w:r>
+      <w:r>
+        <w:rPr>
+          <w:b w:val="1"/>
+          <w:bCs w:val="1"/>
+          <w:sz w:val="24"/>
+          <w:szCs w:val="24"/>
+          <w:rtl w:val="0"/>
+        </w:rPr>
+        <w:t xml:space="preserve"> {plazo_ejecucion_oferta_ganadora_au_au} </w:t>
+      </w:r>
+      <w:r>
+        <w:rPr>
+          <w:sz w:val="24"/>
+          <w:szCs w:val="24"/>
+          <w:rtl w:val="0"/>
+        </w:rPr>
+        <w:t xml:space="preserve">días hábiles.</w:t>
+      </w:r>
+      <w:r>
+        <w:rPr>
+          <w:rtl w:val="0"/>
+        </w:rPr>
+      </w:r>
+    </w:p>
+    <w:p>
+      <w:pPr>
+        <w:spacing w:line="360" w:lineRule="auto"/>
+        <w:jc w:val="both"/>
+        <w:rPr>
+          <w:sz w:val="24"/>
+          <w:szCs w:val="24"/>
+        </w:rPr>
+      </w:pPr>
+      <w:r>
+        <w:rPr>
+          <w:b w:val="1"/>
+          <w:bCs w:val="1"/>
+          <w:sz w:val="24"/>
+          <w:szCs w:val="24"/>
+          <w:rtl w:val="0"/>
+        </w:rPr>
+        <w:t xml:space="preserve">SEGUNDO: ADVERTIR LAS CONDICIONES DE FORMALIZACIÓN Y DECAIMIENTO:</w:t>
+      </w:r>
+      <w:r>
+        <w:rPr>
+          <w:sz w:val="24"/>
+          <w:szCs w:val="24"/>
+          <w:rtl w:val="0"/>
+        </w:rPr>
+        <w:t xml:space="preserve"> Se notifica al beneficiario de la Primera Opción que, de conformidad con los Artículos</w:t>
+      </w:r>
+      <w:r>
+        <w:rPr>
+          <w:b w:val="1"/>
+          <w:bCs w:val="1"/>
+          <w:sz w:val="24"/>
+          <w:szCs w:val="24"/>
+          <w:rtl w:val="0"/>
+        </w:rPr>
+        <w:t xml:space="preserve"> 127 del Reglamento de la LCP</w:t>
+      </w:r>
+      <w:r>
+        <w:rPr>
+          <w:sz w:val="24"/>
+          <w:szCs w:val="24"/>
+          <w:rtl w:val="0"/>
+        </w:rPr>
+        <w:t xml:space="preserve"> y </w:t>
+      </w:r>
+      <w:r>
+        <w:rPr>
+          <w:b w:val="1"/>
+          <w:bCs w:val="1"/>
+          <w:sz w:val="24"/>
+          <w:szCs w:val="24"/>
+          <w:rtl w:val="0"/>
+        </w:rPr>
+        <w:t xml:space="preserve">117 de la LCP</w:t>
+      </w:r>
+      <w:r>
+        <w:rPr>
+          <w:sz w:val="24"/>
+          <w:szCs w:val="24"/>
+          <w:rtl w:val="0"/>
+        </w:rPr>
+        <w:t xml:space="preserve">, dispone de los siguientes lapsos perentorios:</w:t>
+      </w:r>
+    </w:p>
+    <w:p>
+      <w:pPr>
+        <w:spacing w:line="360" w:lineRule="auto"/>
+        <w:jc w:val="both"/>
+        <w:rPr>
+          <w:sz w:val="24"/>
+          <w:szCs w:val="24"/>
+        </w:rPr>
+      </w:pPr>
+      <w:r>
+        <w:rPr>
+          <w:sz w:val="24"/>
+          <w:szCs w:val="24"/>
+          <w:rtl w:val="0"/>
+        </w:rPr>
+        <w:t xml:space="preserve">-Cinco (05) días hábiles para la consignación de las Garantías Contractuales.</w:t>
+      </w:r>
+    </w:p>
+    <w:p>
+      <w:pPr>
+        <w:spacing w:line="360" w:lineRule="auto"/>
+        <w:jc w:val="both"/>
+        <w:rPr>
+          <w:b w:val="1"/>
+          <w:bCs w:val="1"/>
+          <w:sz w:val="24"/>
+          <w:szCs w:val="24"/>
+        </w:rPr>
+      </w:pPr>
+      <w:r>
+        <w:rPr>
+          <w:sz w:val="24"/>
+          <w:szCs w:val="24"/>
+          <w:rtl w:val="0"/>
+        </w:rPr>
+        <w:t xml:space="preserve">-Ocho (08) días hábiles para la formalización de la firma del contrato, contados a partir de la presente notificación. El incumplimiento de cualquiera de los plazos señalados producirá de pleno derecho el </w:t>
+      </w:r>
+      <w:r>
+        <w:rPr>
+          <w:b w:val="1"/>
+          <w:bCs w:val="1"/>
+          <w:sz w:val="24"/>
+          <w:szCs w:val="24"/>
+          <w:rtl w:val="0"/>
+        </w:rPr>
+        <w:t xml:space="preserve">DECAIMIENTO DE LA ADJUDICACIÓN.</w:t>
+      </w:r>
+    </w:p>
+    <w:p>
+      <w:pPr>
+        <w:spacing w:line="360" w:lineRule="auto"/>
+        <w:jc w:val="both"/>
+        <w:rPr>
+          <w:sz w:val="24"/>
+          <w:szCs w:val="24"/>
+        </w:rPr>
+      </w:pPr>
+      <w:r>
+        <w:rPr>
+          <w:sz w:val="24"/>
+          <w:szCs w:val="24"/>
+          <w:rtl w:val="0"/>
+        </w:rPr>
+        <w:t xml:space="preserve">{#opcion_varias_ofertas_au_au}</w:t>
+      </w:r>
+      <w:r>
+        <w:rPr>
+          <w:b w:val="1"/>
+          <w:bCs w:val="1"/>
+          <w:sz w:val="24"/>
+          <w:szCs w:val="24"/>
+          <w:rtl w:val="0"/>
+        </w:rPr>
+        <w:t xml:space="preserve">TERCERO: ESTABLECER EL ORDEN DE PRELACIÓN </w:t>
+      </w:r>
+      <w:r>
+        <w:rPr>
+          <w:sz w:val="24"/>
+          <w:szCs w:val="24"/>
+          <w:rtl w:val="0"/>
+        </w:rPr>
+        <w:t xml:space="preserve">de las ofertas evaluadas que resultaron técnica y económicamente válidas, las cuales fungirán como opciones de reserva para asegurar la formalización de la contratación ante un eventual decaimiento de la primera opción, de conformidad con lo previsto en el Artículo 110 de la Ley de Contrataciones Públicas, bajo la siguiente estructura:</w:t>
+      </w:r>
+    </w:p>
+    <w:p>
+      <w:pPr>
+        <w:spacing w:line="360" w:lineRule="auto"/>
+        <w:jc w:val="both"/>
+        <w:rPr>
+          <w:sz w:val="24"/>
+          <w:szCs w:val="24"/>
+        </w:rPr>
+      </w:pPr>
+      <w:r>
+        <w:rPr>
+          <w:sz w:val="24"/>
+          <w:szCs w:val="24"/>
+          <w:rtl w:val="0"/>
+        </w:rPr>
+        <w:t xml:space="preserve">- Segunda Opción: {nombre_proveedor_evaluado_au_au}, RIF {rif_proveedor_evaluado_au_au}.</w:t>
+      </w:r>
+    </w:p>
+    <w:p>
+      <w:pPr>
+        <w:spacing w:line="360" w:lineRule="auto"/>
+        <w:jc w:val="both"/>
+        <w:rPr>
+          <w:sz w:val="24"/>
+          <w:szCs w:val="24"/>
+        </w:rPr>
+      </w:pPr>
+      <w:r>
+        <w:rPr>
+          <w:sz w:val="24"/>
+          <w:szCs w:val="24"/>
+          <w:rtl w:val="0"/>
+        </w:rPr>
+        <w:t xml:space="preserve">{#oferente_tercera_opcion_au_au}- Tercera Opción: {nombre_proveedor_evaluado_au_au}, RIF {rif_proveedor_evaluado_au_au}.{/oferente_tercera_opcion_au_au}</w:t>
+      </w:r>
+    </w:p>
+    <w:p>
+      <w:pPr>
+        <w:spacing w:line="360" w:lineRule="auto"/>
+        <w:jc w:val="both"/>
+        <w:rPr>
+          <w:sz w:val="24"/>
+          <w:szCs w:val="24"/>
+        </w:rPr>
+      </w:pPr>
+      <w:r>
+        <w:rPr>
+          <w:b w:val="1"/>
+          <w:bCs w:val="1"/>
+          <w:sz w:val="24"/>
+          <w:szCs w:val="24"/>
+          <w:rtl w:val="0"/>
+        </w:rPr>
+        <w:t xml:space="preserve">CUARTO: POTESTAD DE ADJUDICACIÓN SUBSIGUIENTE:</w:t>
+      </w:r>
+      <w:r>
+        <w:rPr>
+          <w:sz w:val="24"/>
+          <w:szCs w:val="24"/>
+          <w:rtl w:val="0"/>
+        </w:rPr>
+        <w:t xml:space="preserve"> </w:t>
+      </w:r>
+      <w:r>
+        <w:rPr>
+          <w:sz w:val="24"/>
+          <w:szCs w:val="24"/>
+          <w:rtl w:val="0"/>
+        </w:rPr>
+        <w:t xml:space="preserve">En caso de que el beneficiario de la Primera Opción no manifieste su aceptación, no suministre las garantías oportunamente o no formalice la firma del contrato dentro de los lapsos perentorios supra indicados, la Máxima Autoridad procederá a dictar el Acto de Decaimiento de la Adjudicación y adjudicará de manera inmediata a la Segunda Opción (o en su defecto a la Tercera si existe), sin necesidad de una nueva convocatoria de la Comisión de Contrataciones. Esta potestad se ejerce con el fin de salvaguardar el patrimonio público y garantizar la continuidad administrativa, en estricto cumplimiento de las Normas de Control Interno de la SUNAI (Art. 4 y 33 de la G.O. 43.158)</w:t>
+      </w:r>
+      <w:r>
+        <w:rPr>
+          <w:sz w:val="24"/>
+          <w:szCs w:val="24"/>
+          <w:rtl w:val="0"/>
+        </w:rPr>
+        <w:t xml:space="preserve"> {/opcion_varias_ofertas_au_au}</w:t>
+      </w:r>
+    </w:p>
+    <w:p>
+      <w:pPr>
+        <w:spacing w:line="360" w:lineRule="auto"/>
+        <w:jc w:val="both"/>
+        <w:rPr>
+          <w:sz w:val="24"/>
+          <w:szCs w:val="24"/>
+        </w:rPr>
+      </w:pPr>
+      <w:r>
+        <w:rPr>
+          <w:sz w:val="24"/>
+          <w:szCs w:val="24"/>
+          <w:rtl w:val="0"/>
+        </w:rPr>
+        <w:t xml:space="preserve">{/recomendacion_adjudicacion_total_au_au}</w:t>
+      </w:r>
+    </w:p>
+    <w:p>
+      <w:pPr>
+        <w:jc w:val="both"/>
+        <w:rPr>
+          <w:sz w:val="24"/>
+          <w:szCs w:val="24"/>
+        </w:rPr>
+      </w:pPr>
+      <w:r>
+        <w:rPr>
+          <w:sz w:val="24"/>
+          <w:szCs w:val="24"/>
+          <w:rtl w:val="0"/>
+        </w:rPr>
+        <w:t xml:space="preserve">{#recomendacion_adjudicacion_parcial_au_au}</w:t>
+      </w:r>
+    </w:p>
+    <w:p>
+      <w:pPr>
+        <w:spacing w:line="360" w:lineRule="auto"/>
+        <w:jc w:val="both"/>
+        <w:rPr>
+          <w:sz w:val="24"/>
+          <w:szCs w:val="24"/>
+        </w:rPr>
+      </w:pPr>
+      <w:r>
+        <w:rPr>
+          <w:sz w:val="24"/>
+          <w:szCs w:val="24"/>
+          <w:rtl w:val="0"/>
+        </w:rPr>
+        <w:t xml:space="preserve">{#recomendacion_parcial_au_au}</w:t>
+      </w:r>
+    </w:p>
+    <w:p>
+      <w:pPr>
+        <w:spacing w:line="360" w:lineRule="auto"/>
+        <w:jc w:val="both"/>
+        <w:rPr>
+          <w:sz w:val="24"/>
+          <w:szCs w:val="24"/>
+        </w:rPr>
+      </w:pPr>
+      <w:r>
+        <w:rPr>
+          <w:b w:val="1"/>
+          <w:bCs w:val="1"/>
+          <w:sz w:val="24"/>
+          <w:szCs w:val="24"/>
+          <w:rtl w:val="0"/>
+        </w:rPr>
+        <w:t xml:space="preserve">{numeral_adjudicacion_au_au}: ADJUDICACIÓN PARCIAL </w:t>
+      </w:r>
+      <w:r>
+        <w:rPr>
+          <w:sz w:val="24"/>
+          <w:szCs w:val="24"/>
+          <w:rtl w:val="0"/>
+        </w:rPr>
+        <w:t xml:space="preserve">del presente Concurso Abierto a la empresa </w:t>
+      </w:r>
+      <w:r>
+        <w:rPr>
+          <w:b w:val="1"/>
+          <w:bCs w:val="1"/>
+          <w:sz w:val="24"/>
+          <w:szCs w:val="24"/>
+          <w:rtl w:val="0"/>
+        </w:rPr>
+        <w:t xml:space="preserve">{oferente_adjudicado_au_au},  RIF {rif_oferente_adjudicado_au_au}, </w:t>
+      </w:r>
+      <w:r>
+        <w:rPr>
+          <w:sz w:val="24"/>
+          <w:szCs w:val="24"/>
+          <w:rtl w:val="0"/>
+        </w:rPr>
+        <w:t xml:space="preserve">al haber resultado seleccionada como</w:t>
+      </w:r>
+      <w:r>
+        <w:rPr>
+          <w:b w:val="1"/>
+          <w:bCs w:val="1"/>
+          <w:sz w:val="24"/>
+          <w:szCs w:val="24"/>
+          <w:rtl w:val="0"/>
+        </w:rPr>
+        <w:t xml:space="preserve"> Primera Opción</w:t>
+      </w:r>
+      <w:r>
+        <w:rPr>
+          <w:sz w:val="24"/>
+          <w:szCs w:val="24"/>
+          <w:rtl w:val="0"/>
+        </w:rPr>
+        <w:t xml:space="preserve"> para la adjudicación de {cantidad_renglones_parcial_au_au} ítems, según el alcance técnico que se detalla a continuación</w:t>
+      </w:r>
+      <w:r>
+        <w:rPr>
+          <w:b w:val="1"/>
+          <w:bCs w:val="1"/>
+          <w:sz w:val="24"/>
+          <w:szCs w:val="24"/>
+          <w:rtl w:val="0"/>
+        </w:rPr>
+        <w:t xml:space="preserve">: {alcance_adjudicacion_parcial_au_au}, </w:t>
+      </w:r>
+      <w:r>
+        <w:rPr>
+          <w:sz w:val="24"/>
+          <w:szCs w:val="24"/>
+          <w:rtl w:val="0"/>
+        </w:rPr>
+        <w:t xml:space="preserve">los cuales serán imputados a la(s) Partida(s) Presupuestaria(s) </w:t>
+      </w:r>
+      <w:r>
+        <w:rPr>
+          <w:b w:val="1"/>
+          <w:bCs w:val="1"/>
+          <w:sz w:val="24"/>
+          <w:szCs w:val="24"/>
+          <w:rtl w:val="0"/>
+        </w:rPr>
+        <w:t xml:space="preserve">N° {partidas_adjudicadas_parcial_au_au}. </w:t>
+      </w:r>
+      <w:r>
+        <w:rPr>
+          <w:sz w:val="24"/>
+          <w:szCs w:val="24"/>
+          <w:rtl w:val="0"/>
+        </w:rPr>
+        <w:t xml:space="preserve">El monto total adjudicado asciende a</w:t>
+      </w:r>
+      <w:r>
+        <w:rPr>
+          <w:b w:val="1"/>
+          <w:bCs w:val="1"/>
+          <w:sz w:val="24"/>
+          <w:szCs w:val="24"/>
+          <w:rtl w:val="0"/>
+        </w:rPr>
+        <w:t xml:space="preserve"> {monto_adjudicado_parcial_au_au} Bs., </w:t>
+      </w:r>
+      <w:r>
+        <w:rPr>
+          <w:sz w:val="24"/>
+          <w:szCs w:val="24"/>
+          <w:rtl w:val="0"/>
+        </w:rPr>
+        <w:t xml:space="preserve">sin incluir el Impuesto al Valor Agregado (IVA). El plazo de ejecución / entrega será de: </w:t>
+      </w:r>
+      <w:r>
+        <w:rPr>
+          <w:b w:val="1"/>
+          <w:bCs w:val="1"/>
+          <w:sz w:val="24"/>
+          <w:szCs w:val="24"/>
+          <w:rtl w:val="0"/>
+        </w:rPr>
+        <w:t xml:space="preserve">{plazo_ejecucion_oferta_parcial_au_au} </w:t>
+      </w:r>
+      <w:r>
+        <w:rPr>
+          <w:sz w:val="24"/>
+          <w:szCs w:val="24"/>
+          <w:rtl w:val="0"/>
+        </w:rPr>
+        <w:t xml:space="preserve">días hábiles.{/recomendacion_parcial_au_au}</w:t>
+      </w:r>
+    </w:p>
+    <w:p>
+      <w:pPr>
+        <w:spacing w:line="360" w:lineRule="auto"/>
+        <w:jc w:val="both"/>
+        <w:rPr>
+          <w:sz w:val="24"/>
+          <w:szCs w:val="24"/>
+        </w:rPr>
+      </w:pPr>
+      <w:r>
+        <w:rPr>
+          <w:b w:val="1"/>
+          <w:bCs w:val="1"/>
+          <w:sz w:val="24"/>
+          <w:szCs w:val="24"/>
+          <w:rtl w:val="0"/>
+        </w:rPr>
+        <w:t xml:space="preserve">{numeral_advertencia_parcial_au_au}: ADVERTIR LAS CONDICIONES DE FORMALIZACIÓN Y DECAIMIENTO:</w:t>
+      </w:r>
+      <w:r>
+        <w:rPr>
+          <w:sz w:val="24"/>
+          <w:szCs w:val="24"/>
+          <w:rtl w:val="0"/>
+        </w:rPr>
+        <w:t xml:space="preserve"> Se notifica a los beneficiarios de la adjudicación que, conforme al </w:t>
+      </w:r>
+      <w:r>
+        <w:rPr>
+          <w:b w:val="1"/>
+          <w:bCs w:val="1"/>
+          <w:sz w:val="24"/>
+          <w:szCs w:val="24"/>
+          <w:rtl w:val="0"/>
+        </w:rPr>
+        <w:t xml:space="preserve">Artículo 127 del Reglamento de la LCP</w:t>
+      </w:r>
+      <w:r>
+        <w:rPr>
+          <w:sz w:val="24"/>
+          <w:szCs w:val="24"/>
+          <w:rtl w:val="0"/>
+        </w:rPr>
+        <w:t xml:space="preserve"> y al </w:t>
+      </w:r>
+      <w:r>
+        <w:rPr>
+          <w:b w:val="1"/>
+          <w:bCs w:val="1"/>
+          <w:sz w:val="24"/>
+          <w:szCs w:val="24"/>
+          <w:rtl w:val="0"/>
+        </w:rPr>
+        <w:t xml:space="preserve">Artículo 117 de la LCP</w:t>
+      </w:r>
+      <w:r>
+        <w:rPr>
+          <w:sz w:val="24"/>
+          <w:szCs w:val="24"/>
+          <w:rtl w:val="0"/>
+        </w:rPr>
+        <w:t xml:space="preserve">, disponen de los siguientes lapsos perentorios:</w:t>
+      </w:r>
+    </w:p>
+    <w:p>
+      <w:pPr>
+        <w:spacing w:line="360" w:lineRule="auto"/>
+        <w:jc w:val="both"/>
+        <w:rPr>
+          <w:sz w:val="24"/>
+          <w:szCs w:val="24"/>
+        </w:rPr>
+      </w:pPr>
+      <w:r>
+        <w:rPr>
+          <w:sz w:val="24"/>
+          <w:szCs w:val="24"/>
+          <w:rtl w:val="0"/>
+        </w:rPr>
+        <w:t xml:space="preserve">-Cinco (05) días hábiles para la consignación de las Garantías Contractuales.</w:t>
+      </w:r>
+    </w:p>
+    <w:p>
+      <w:pPr>
+        <w:spacing w:line="360" w:lineRule="auto"/>
+        <w:jc w:val="both"/>
+        <w:rPr>
+          <w:b w:val="1"/>
+          <w:bCs w:val="1"/>
+          <w:sz w:val="24"/>
+          <w:szCs w:val="24"/>
+        </w:rPr>
+      </w:pPr>
+      <w:r>
+        <w:rPr>
+          <w:sz w:val="24"/>
+          <w:szCs w:val="24"/>
+          <w:rtl w:val="0"/>
+        </w:rPr>
+        <w:t xml:space="preserve">-Ocho (08) días hábiles para la formalización de la firma del contrato, contados a partir de la notificación de la adjudicación.</w:t>
+      </w:r>
+      <w:r>
+        <w:rPr>
+          <w:rtl w:val="0"/>
+        </w:rPr>
+      </w:r>
+    </w:p>
+    <w:p>
+      <w:pPr>
+        <w:spacing w:line="360" w:lineRule="auto"/>
+        <w:jc w:val="both"/>
+        <w:rPr>
+          <w:sz w:val="24"/>
+          <w:szCs w:val="24"/>
+        </w:rPr>
+      </w:pPr>
+      <w:r>
+        <w:rPr>
+          <w:sz w:val="24"/>
+          <w:szCs w:val="24"/>
+          <w:rtl w:val="0"/>
+        </w:rPr>
+        <w:t xml:space="preserve">{#opcion_varias_ofertas_au_au}</w:t>
+      </w:r>
+      <w:r>
+        <w:rPr>
+          <w:b w:val="1"/>
+          <w:bCs w:val="1"/>
+          <w:sz w:val="24"/>
+          <w:szCs w:val="24"/>
+          <w:rtl w:val="0"/>
+        </w:rPr>
+        <w:t xml:space="preserve">{numeral_prelacion_parcial_au_au}: ESTABLECER EL ORDEN DE PRELACIÓN</w:t>
+      </w:r>
+      <w:r>
+        <w:rPr>
+          <w:sz w:val="24"/>
+          <w:szCs w:val="24"/>
+          <w:rtl w:val="0"/>
+        </w:rPr>
+        <w:t xml:space="preserve"> de las ofertas evaluadas que resultaron técnica y económicamente válidas, las cuales fungirán como opciones de reserva para asegurar la formalización de la contratación ante un eventual decaimiento de alguno de los beneficiarios de la adjudicación, de conformidad con lo previsto en el Artículo 110 de la Ley de Contrataciones Públicas, bajo la siguiente estructura:</w:t>
+      </w:r>
+    </w:p>
+    <w:p>
+      <w:pPr>
+        <w:spacing w:line="360" w:lineRule="auto"/>
+        <w:jc w:val="both"/>
+        <w:rPr>
+          <w:sz w:val="24"/>
+          <w:szCs w:val="24"/>
+        </w:rPr>
+      </w:pPr>
+      <w:r>
+        <w:rPr>
+          <w:sz w:val="24"/>
+          <w:szCs w:val="24"/>
+          <w:rtl w:val="0"/>
+        </w:rPr>
+        <w:t xml:space="preserve">- Segunda Opción: {nombre_segunda_opcion_au_au}, RIF {rif_segunda_opcion_au_au}.</w:t>
+      </w:r>
+    </w:p>
+    <w:p>
+      <w:pPr>
+        <w:spacing w:line="360" w:lineRule="auto"/>
+        <w:jc w:val="both"/>
+        <w:rPr>
+          <w:sz w:val="24"/>
+          <w:szCs w:val="24"/>
+        </w:rPr>
+      </w:pPr>
+      <w:r>
+        <w:rPr>
+          <w:sz w:val="24"/>
+          <w:szCs w:val="24"/>
+          <w:rtl w:val="0"/>
+        </w:rPr>
+        <w:t xml:space="preserve">{#oferente_tercera_opcion_au_au}- Tercera Opción: {nombre_tercera_opcion_au_au}, RIF {rif_tercera_opcion_au_au}.{/oferente_tercera_opcion_au_au}</w:t>
+      </w:r>
+    </w:p>
+    <w:p>
+      <w:pPr>
+        <w:spacing w:line="360" w:lineRule="auto"/>
+        <w:jc w:val="both"/>
+        <w:rPr>
+          <w:b w:val="1"/>
+          <w:bCs w:val="1"/>
+          <w:sz w:val="24"/>
+          <w:szCs w:val="24"/>
+        </w:rPr>
+      </w:pPr>
+      <w:r>
+        <w:rPr>
+          <w:b w:val="1"/>
+          <w:bCs w:val="1"/>
+          <w:sz w:val="24"/>
+          <w:szCs w:val="24"/>
+          <w:rtl w:val="0"/>
+        </w:rPr>
+        <w:t xml:space="preserve">{numeral_potestad_parcial_au_au}: POTESTAD DE ADJUDICACIÓN SUBSIGUIENTE:</w:t>
+      </w:r>
+      <w:r>
+        <w:rPr>
+          <w:sz w:val="24"/>
+          <w:szCs w:val="24"/>
+          <w:rtl w:val="0"/>
+        </w:rPr>
+        <w:t xml:space="preserve"> En caso de que alguno de los beneficiarios de la adjudicación no manifieste su aceptación, no suministre las garantías oportunamente o no formalice la firma del contrato dentro de los lapsos perentorios supra indicados, la Máxima Autoridad procederá a dictar el </w:t>
+      </w:r>
+      <w:r>
+        <w:rPr>
+          <w:b w:val="1"/>
+          <w:bCs w:val="1"/>
+          <w:sz w:val="24"/>
+          <w:szCs w:val="24"/>
+          <w:rtl w:val="0"/>
+        </w:rPr>
+        <w:t xml:space="preserve">Acto de Decaimiento de la Adjudicación</w:t>
+      </w:r>
+      <w:r>
+        <w:rPr>
+          <w:sz w:val="24"/>
+          <w:szCs w:val="24"/>
+          <w:rtl w:val="0"/>
+        </w:rPr>
+        <w:t xml:space="preserve"> y adjudicará de manera inmediata a la Segunda Opción (o en su defecto a la Tercera si existe), sin necesidad de una nueva convocatoria de la Comisión de Contrataciones. Esta potestad se ejerce con el fin de salvaguardar el patrimonio público y garantizar la continuidad administrativa, en estricto cumplimiento de las Normas de Control Interno de la SUNAI (Art. 4 y 33 de la G.O. 43.158). {/opcion_varias_ofertas_au_au}</w:t>
+      </w:r>
+      <w:r>
+        <w:rPr>
+          <w:rtl w:val="0"/>
+        </w:rPr>
+      </w:r>
+    </w:p>
+    <w:p>
+      <w:pPr>
+        <w:jc w:val="both"/>
+        <w:rPr>
+          <w:sz w:val="24"/>
+          <w:szCs w:val="24"/>
+        </w:rPr>
+      </w:pPr>
+      <w:r>
+        <w:rPr>
+          <w:sz w:val="24"/>
+          <w:szCs w:val="24"/>
+          <w:rtl w:val="0"/>
+        </w:rPr>
+        <w:t xml:space="preserve">{/recomendacion_adjudicacion_parcial_au_au}</w:t>
+      </w:r>
+      <w:r>
+        <w:rPr>
+          <w:rtl w:val="0"/>
+        </w:rPr>
+      </w:r>
+    </w:p>
+    <w:p>
+      <w:pPr>
+        <w:jc w:val="both"/>
+        <w:rPr>
+          <w:sz w:val="24"/>
+          <w:szCs w:val="24"/>
+        </w:rPr>
+      </w:pPr>
+      <w:r>
+        <w:rPr>
+          <w:sz w:val="24"/>
+          <w:szCs w:val="24"/>
+          <w:rtl w:val="0"/>
+        </w:rPr>
+        <w:t xml:space="preserve">{#declaratoria_desierta_parcial_au_au}</w:t>
+      </w:r>
+    </w:p>
+    <w:p>
+      <w:pPr>
+        <w:spacing w:line="360" w:lineRule="auto"/>
+        <w:jc w:val="both"/>
+        <w:rPr>
+          <w:b w:val="1"/>
+          <w:bCs w:val="1"/>
+          <w:sz w:val="21"/>
+          <w:szCs w:val="21"/>
+        </w:rPr>
+      </w:pPr>
+      <w:r>
+        <w:rPr>
+          <w:b w:val="1"/>
+          <w:bCs w:val="1"/>
+          <w:sz w:val="24"/>
+          <w:szCs w:val="24"/>
+          <w:rtl w:val="0"/>
+        </w:rPr>
+        <w:t xml:space="preserve">{numeral_desierto_au_au}: DECLARAR DESIERTOS </w:t>
+      </w:r>
+      <w:r>
+        <w:rPr>
+          <w:sz w:val="24"/>
+          <w:szCs w:val="24"/>
+          <w:rtl w:val="0"/>
+        </w:rPr>
+        <w:t xml:space="preserve">los renglones correspondientes a los ítems</w:t>
+      </w:r>
+      <w:r>
+        <w:rPr>
+          <w:b w:val="1"/>
+          <w:bCs w:val="1"/>
+          <w:sz w:val="24"/>
+          <w:szCs w:val="24"/>
+          <w:rtl w:val="0"/>
+        </w:rPr>
+        <w:t xml:space="preserve"> {</w:t>
+      </w:r>
+      <w:r>
+        <w:rPr>
+          <w:b w:val="1"/>
+          <w:bCs w:val="1"/>
+          <w:sz w:val="24"/>
+          <w:szCs w:val="24"/>
+          <w:rtl w:val="0"/>
+        </w:rPr>
+        <w:t xml:space="preserve">items_sin_ofertas_au_au</w:t>
+      </w:r>
+      <w:r>
+        <w:rPr>
+          <w:b w:val="1"/>
+          <w:bCs w:val="1"/>
+          <w:sz w:val="24"/>
+          <w:szCs w:val="24"/>
+          <w:rtl w:val="0"/>
+        </w:rPr>
+        <w:t xml:space="preserve">}, </w:t>
+      </w:r>
+      <w:r>
+        <w:rPr>
+          <w:sz w:val="24"/>
+          <w:szCs w:val="24"/>
+          <w:rtl w:val="0"/>
+        </w:rPr>
+        <w:t xml:space="preserve">en virtud de la</w:t>
+      </w:r>
+      <w:r>
+        <w:rPr>
+          <w:b w:val="1"/>
+          <w:bCs w:val="1"/>
+          <w:sz w:val="24"/>
+          <w:szCs w:val="24"/>
+          <w:rtl w:val="0"/>
+        </w:rPr>
+        <w:t xml:space="preserve"> {motivo_items_sin_ofertas_au_au}, </w:t>
+      </w:r>
+      <w:r>
+        <w:rPr>
+          <w:sz w:val="24"/>
+          <w:szCs w:val="24"/>
+          <w:rtl w:val="0"/>
+        </w:rPr>
+        <w:t xml:space="preserve">habilitando a la Institución para proceder con su adquisición futura mediante la modalidad de contratación que resulte aplicable según el monto remanente. {/declaratoria_desierta_parcial_au_au}</w:t>
+      </w:r>
+      <w:r>
+        <w:rPr>
+          <w:rtl w:val="0"/>
+        </w:rPr>
+      </w:r>
+    </w:p>
+    <w:p>
+      <w:pPr>
+        <w:keepNext w:val="0"/>
+        <w:keepLines w:val="0"/>
+        <w:pageBreakBefore w:val="0"/>
+        <w:widowControl w:val="1"/>
+        <w:pBdr>
+          <w:top w:space="0" w:sz="0" w:val="nil"/>
+          <w:left w:space="0" w:sz="0" w:val="nil"/>
+          <w:bottom w:space="0" w:sz="0" w:val="nil"/>
+          <w:right w:space="0" w:sz="0" w:val="nil"/>
+          <w:between w:space="0" w:sz="0" w:val="nil"/>
+        </w:pBdr>
+        <w:shd w:fill="auto" w:val="clear"/>
+        <w:spacing w:after="0" w:before="0" w:line="276" w:lineRule="auto"/>
+        <w:ind w:left="0" w:right="0" w:firstLine="0"/>
+        <w:jc w:val="both"/>
+        <w:rPr>
+          <w:b w:val="1"/>
+          <w:bCs w:val="1"/>
+          <w:sz w:val="24"/>
+          <w:szCs w:val="24"/>
+        </w:rPr>
+      </w:pPr>
+      <w:r>
+        <w:rPr>
+          <w:b w:val="1"/>
+          <w:bCs w:val="1"/>
+          <w:sz w:val="24"/>
+          <w:szCs w:val="24"/>
+          <w:rtl w:val="0"/>
+        </w:rPr>
+        <w:t xml:space="preserve">MOTIVACIÓN INDIVIDUAL DE LOS RESULTADOS:</w:t>
+      </w:r>
+      <w:r>
+        <w:rPr>
+          <w:rtl w:val="0"/>
+        </w:rPr>
+      </w:r>
+    </w:p>
+    <w:p>
+      <w:pPr>
+        <w:spacing w:line="360" w:lineRule="auto"/>
+        <w:jc w:val="both"/>
+        <w:rPr>
+          <w:sz w:val="24"/>
+          <w:szCs w:val="24"/>
+        </w:rPr>
+      </w:pPr>
+      <w:r>
+        <w:rPr>
+          <w:sz w:val="24"/>
+          <w:szCs w:val="24"/>
+          <w:rtl w:val="0"/>
+        </w:rPr>
+        <w:t xml:space="preserve">En estricto cumplimiento del Artículo 9 de la LOPA referente al deber de motivación de los actos administrativos, se hace de su conocimiento la causa específica por la cual su representada no resultó favorecida con la adjudicación la cual se fundamenta en lo siguiente:</w:t>
+      </w:r>
+    </w:p>
+    <w:p>
+      <w:pPr>
+        <w:spacing w:line="360" w:lineRule="auto"/>
+        <w:jc w:val="both"/>
+        <w:rPr>
+          <w:sz w:val="24"/>
+          <w:szCs w:val="24"/>
+        </w:rPr>
+      </w:pPr>
+      <w:r>
+        <w:rPr>
+          <w:sz w:val="24"/>
+          <w:szCs w:val="24"/>
+          <w:rtl w:val="0"/>
+        </w:rPr>
+        <w:t xml:space="preserve">{causa_no_adjudicado_au_au}</w:t>
+      </w:r>
+      <w:r>
+        <w:rPr>
+          <w:rtl w:val="0"/>
+        </w:rPr>
+      </w:r>
+    </w:p>
+    <w:p>
+      <w:pPr>
+        <w:jc w:val="both"/>
+        <w:rPr>
+          <w:b w:val="1"/>
+          <w:bCs w:val="1"/>
+          <w:sz w:val="24"/>
+          <w:szCs w:val="24"/>
+        </w:rPr>
+      </w:pPr>
+      <w:r>
+        <w:rPr>
+          <w:b w:val="1"/>
+          <w:bCs w:val="1"/>
+          <w:sz w:val="24"/>
+          <w:szCs w:val="24"/>
+          <w:rtl w:val="0"/>
+        </w:rPr>
+        <w:t xml:space="preserve">INFORMACIÓN SOBRE RECURSOS LEGALES:</w:t>
+      </w:r>
+    </w:p>
+    <w:p>
+      <w:pPr>
+        <w:spacing w:line="360" w:lineRule="auto"/>
+        <w:jc w:val="both"/>
+        <w:rPr>
+          <w:sz w:val="24"/>
+          <w:szCs w:val="24"/>
+        </w:rPr>
+      </w:pPr>
+      <w:r>
+        <w:rPr>
+          <w:sz w:val="24"/>
+          <w:szCs w:val="24"/>
+          <w:rtl w:val="0"/>
+        </w:rPr>
+        <w:t xml:space="preserve">Contra el presente acto administrativo, el interesado podrá interponer el Recurso de Reconsideración (Art. 94 de la LOPA) o el Recurso Jerárquico (Art. 95 ejusdem), dentro de los quince (15) días hábiles siguientes a la presente notificación, por ante la Máxima Autoridad del Ente Contratante; o acudir directamente a la vía judicial ante los órganos de la Jurisdicción Contencioso-Administrativa.</w:t>
+      </w:r>
+    </w:p>
+    <w:p>
+      <w:pPr>
+        <w:jc w:val="both"/>
+        <w:rPr>
+          <w:sz w:val="24"/>
+          <w:szCs w:val="24"/>
+        </w:rPr>
+      </w:pPr>
+      <w:r>
+        <w:rPr>
+          <w:sz w:val="24"/>
+          <w:szCs w:val="24"/>
+          <w:rtl w:val="0"/>
+        </w:rPr>
+        <w:t xml:space="preserve">Asimismo, se le informa que el expediente administrativo de esta contratación se encuentra a su entera disposición en la sede de la Comisión de Contrataciones para su examen, lectura y obtención de copias certificadas, según lo previsto en el Artículo 59 de la LOPA y el Artículo 31 del Reglamento de la Ley de Contrataciones Públicas.</w:t>
+      </w:r>
+      <w:r>
+        <w:rPr>
+          <w:rtl w:val="0"/>
+        </w:rPr>
+      </w:r>
+    </w:p>
+    <w:p>
+      <w:pPr>
+        <w:jc w:val="both"/>
+        <w:rPr>
+          <w:sz w:val="24"/>
+          <w:szCs w:val="24"/>
+        </w:rPr>
+      </w:pPr>
+      <w:r>
+        <w:rPr>
+          <w:rtl w:val="0"/>
+        </w:rPr>
+      </w:r>
+    </w:p>
+    <w:p>
+      <w:pPr>
+        <w:spacing w:before="0" w:lineRule="auto"/>
+        <w:jc w:val="both"/>
+        <w:rPr>
+          <w:sz w:val="24"/>
+          <w:szCs w:val="24"/>
+        </w:rPr>
+      </w:pPr>
+      <w:r>
+        <w:rPr>
+          <w:sz w:val="24"/>
+          <w:szCs w:val="24"/>
+          <w:rtl w:val="0"/>
+        </w:rPr>
+        <w:t xml:space="preserve">Sin otro particular al cual hacer referencia, se suscribe,</w:t>
+      </w:r>
+    </w:p>
+    <w:p>
+      <w:pPr>
+        <w:spacing w:before="200" w:lineRule="auto"/>
+        <w:jc w:val="both"/>
+        <w:rPr>
+          <w:sz w:val="24"/>
+          <w:szCs w:val="24"/>
+        </w:rPr>
+      </w:pPr>
+      <w:r>
+        <w:rPr>
+          <w:sz w:val="24"/>
+          <w:szCs w:val="24"/>
+          <w:rtl w:val="0"/>
+        </w:rPr>
+        <w:t xml:space="preserve">Atentamente,</w:t>
       </w:r>
     </w:p>
     <w:p>
@@ -158,298 +1449,17 @@
       </w:pPr>
       <w:r>
         <w:rPr>
-          <w:rtl w:val="0"/>
-        </w:rPr>
+          <w:sz w:val="24"/>
+          <w:szCs w:val="24"/>
+          <w:rtl w:val="0"/>
+        </w:rPr>
+        <w:t xml:space="preserve">{nom_completo_miembro_secretaria}</w:t>
       </w:r>
     </w:p>
     <w:p>
       <w:pPr>
         <w:jc w:val="center"/>
         <w:rPr>
-          <w:b w:val="1"/>
-          <w:bCs w:val="1"/>
-          <w:sz w:val="24"/>
-          <w:szCs w:val="24"/>
-        </w:rPr>
-      </w:pPr>
-      <w:r>
-        <w:rPr>
-          <w:b w:val="1"/>
-          <w:bCs w:val="1"/>
-          <w:sz w:val="24"/>
-          <w:szCs w:val="24"/>
-          <w:rtl w:val="0"/>
-        </w:rPr>
-        <w:t xml:space="preserve">NOTIFICACIÓN DE RESULTADOS DEL PROCEDIMIENTO</w:t>
-      </w:r>
-    </w:p>
-    <w:p>
-      <w:pPr>
-        <w:jc w:val="right"/>
-        <w:rPr>
-          <w:sz w:val="24"/>
-          <w:szCs w:val="24"/>
-        </w:rPr>
-      </w:pPr>
-      <w:r>
-        <w:rPr>
-          <w:sz w:val="24"/>
-          <w:szCs w:val="24"/>
-          <w:rtl w:val="0"/>
-        </w:rPr>
-        <w:t xml:space="preserve">Lugar y Fecha: {loc_ciudad_ente}, {fec_limite_notificacion_au_au}</w:t>
-      </w:r>
-    </w:p>
-    <w:p>
-      <w:pPr>
-        <w:rPr>
-          <w:sz w:val="24"/>
-          <w:szCs w:val="24"/>
-        </w:rPr>
-      </w:pPr>
-      <w:r>
-        <w:rPr>
-          <w:sz w:val="24"/>
-          <w:szCs w:val="24"/>
-          <w:rtl w:val="0"/>
-        </w:rPr>
-        <w:t xml:space="preserve">Señores:</w:t>
-      </w:r>
-    </w:p>
-    <w:p>
-      <w:pPr>
-        <w:rPr>
-          <w:sz w:val="24"/>
-          <w:szCs w:val="24"/>
-        </w:rPr>
-      </w:pPr>
-      <w:r>
-        <w:rPr>
-          <w:sz w:val="24"/>
-          <w:szCs w:val="24"/>
-          <w:rtl w:val="0"/>
-        </w:rPr>
-        <w:t xml:space="preserve">{oferente_no_adjudicado_au_au}</w:t>
-      </w:r>
-    </w:p>
-    <w:p>
-      <w:pPr>
-        <w:rPr>
-          <w:sz w:val="24"/>
-          <w:szCs w:val="24"/>
-        </w:rPr>
-      </w:pPr>
-      <w:r>
-        <w:rPr>
-          <w:sz w:val="24"/>
-          <w:szCs w:val="24"/>
-          <w:rtl w:val="0"/>
-        </w:rPr>
-        <w:t xml:space="preserve">RIF: {rif_proveedor_evaluado_au_au}</w:t>
-      </w:r>
-    </w:p>
-    <w:p>
-      <w:pPr>
-        <w:rPr>
-          <w:sz w:val="24"/>
-          <w:szCs w:val="24"/>
-        </w:rPr>
-      </w:pPr>
-      <w:r>
-        <w:rPr>
-          <w:sz w:val="24"/>
-          <w:szCs w:val="24"/>
-          <w:rtl w:val="0"/>
-        </w:rPr>
-        <w:t xml:space="preserve">Correo Electrónico: {correo_proveedor_evaluado_au_au}</w:t>
-      </w:r>
-    </w:p>
-    <w:p>
-      <w:pPr>
-        <w:rPr>
-          <w:sz w:val="24"/>
-          <w:szCs w:val="24"/>
-        </w:rPr>
-      </w:pPr>
-      <w:r>
-        <w:rPr>
-          <w:sz w:val="24"/>
-          <w:szCs w:val="24"/>
-          <w:rtl w:val="0"/>
-        </w:rPr>
-        <w:t xml:space="preserve">Presente.-</w:t>
-      </w:r>
-    </w:p>
-    <w:p>
-      <w:pPr>
-        <w:rPr>
-          <w:sz w:val="24"/>
-          <w:szCs w:val="24"/>
-        </w:rPr>
-      </w:pPr>
-      <w:r>
-        <w:rPr>
-          <w:rtl w:val="0"/>
-        </w:rPr>
-      </w:r>
-    </w:p>
-    <w:p>
-      <w:pPr>
-        <w:rPr>
-          <w:sz w:val="24"/>
-          <w:szCs w:val="24"/>
-        </w:rPr>
-      </w:pPr>
-      <w:r>
-        <w:rPr>
-          <w:rtl w:val="0"/>
-        </w:rPr>
-      </w:r>
-    </w:p>
-    <w:p>
-      <w:pPr>
-        <w:jc w:val="both"/>
-        <w:rPr>
-          <w:sz w:val="24"/>
-          <w:szCs w:val="24"/>
-        </w:rPr>
-      </w:pPr>
-      <w:r>
-        <w:rPr>
-          <w:sz w:val="24"/>
-          <w:szCs w:val="24"/>
-          <w:rtl w:val="0"/>
-        </w:rPr>
-        <w:t xml:space="preserve">Respetados señores,</w:t>
-      </w:r>
-    </w:p>
-    <w:p>
-      <w:pPr>
-        <w:jc w:val="both"/>
-        <w:rPr>
-          <w:sz w:val="24"/>
-          <w:szCs w:val="24"/>
-        </w:rPr>
-      </w:pPr>
-      <w:r>
-        <w:rPr>
-          <w:sz w:val="24"/>
-          <w:szCs w:val="24"/>
-          <w:rtl w:val="0"/>
-        </w:rPr>
-        <w:t xml:space="preserve">Quien suscribe, {nom_completo_miembro_secretaria}, C.I. N° {cedula_miembro_secretaria}, en mi carácter de Secretario(a) de la Comisión de Contrataciones Públicas de este ente, actuando de conformidad con las atribuciones conferidas en {datos_designacion_comision}, me dirijo a ustedes en la oportunidad de notificarles formalmente los resultados del procedimiento de contratación de la referencia, en el cual su representada participó como oferente.</w:t>
-      </w:r>
-    </w:p>
-    <w:p>
-      <w:pPr>
-        <w:spacing w:after="200" w:before="200" w:lineRule="auto"/>
-        <w:jc w:val="both"/>
-        <w:rPr>
-          <w:sz w:val="24"/>
-          <w:szCs w:val="24"/>
-        </w:rPr>
-      </w:pPr>
-      <w:r>
-        <w:rPr>
-          <w:sz w:val="24"/>
-          <w:szCs w:val="24"/>
-          <w:rtl w:val="0"/>
-        </w:rPr>
-        <w:t xml:space="preserve">Al respecto, le informamos que, una vez culminado el proceso de evaluación y de conformidad con lo establecido en el Informe de Recomendación, la Máxima Autoridad de este organismo dictó el Acto Administrativo de Adjudicación de fecha {fec_limite_adjudicacion_au_au}, a través del cual se otorgó la buena pro a la empresa: {oferente_primera_opción_au_au}, por haber presentado la oferta que resultó más conveniente a los intereses del ente contratante.</w:t>
-      </w:r>
-    </w:p>
-    <w:p>
-      <w:pPr>
-        <w:spacing w:after="200" w:lineRule="auto"/>
-        <w:jc w:val="both"/>
-        <w:rPr>
-          <w:sz w:val="24"/>
-          <w:szCs w:val="24"/>
-        </w:rPr>
-      </w:pPr>
-      <w:r>
-        <w:rPr>
-          <w:sz w:val="24"/>
-          <w:szCs w:val="24"/>
-          <w:rtl w:val="0"/>
-        </w:rPr>
-        <w:t xml:space="preserve">Agradecemos su participación en el presente procedimiento y le recordamos que, de conformidad con lo establecido en la Ley Orgánica de Procedimientos Administrativos (LOPA), contra el Acto Administrativo de Adjudicación que se notifica, los interesados podrán interponer el Recurso de Reconsideración ante la Máxima Autoridad de este ente, dentro de los quince (15) días hábiles siguientes a la presente notificación. Asimismo, podrán acudir directamente a la vía judicial interponiendo el Recurso Contencioso Administrativo de Nulidad ante los órganos de la Jurisdicción Contencioso-Administrativa, dentro de los plazos establecidos en la ley que rige la materia.</w:t>
-      </w:r>
-    </w:p>
-    <w:p>
-      <w:pPr>
-        <w:jc w:val="both"/>
-        <w:rPr>
-          <w:sz w:val="24"/>
-          <w:szCs w:val="24"/>
-        </w:rPr>
-      </w:pPr>
-      <w:r>
-        <w:rPr>
-          <w:sz w:val="24"/>
-          <w:szCs w:val="24"/>
-          <w:rtl w:val="0"/>
-        </w:rPr>
-        <w:t xml:space="preserve">El expediente del procedimiento se encuentra a su disposición para consulta en nuestras oficinas, previa solicitud.</w:t>
-      </w:r>
-    </w:p>
-    <w:p>
-      <w:pPr>
-        <w:spacing w:before="200" w:lineRule="auto"/>
-        <w:jc w:val="both"/>
-        <w:rPr>
-          <w:sz w:val="24"/>
-          <w:szCs w:val="24"/>
-        </w:rPr>
-      </w:pPr>
-      <w:r>
-        <w:rPr>
-          <w:sz w:val="24"/>
-          <w:szCs w:val="24"/>
-          <w:rtl w:val="0"/>
-        </w:rPr>
-        <w:t xml:space="preserve">Sin otro particular al cual hacer referencia, se suscribe,</w:t>
-      </w:r>
-    </w:p>
-    <w:p>
-      <w:pPr>
-        <w:spacing w:before="200" w:lineRule="auto"/>
-        <w:jc w:val="both"/>
-        <w:rPr>
-          <w:sz w:val="24"/>
-          <w:szCs w:val="24"/>
-        </w:rPr>
-      </w:pPr>
-      <w:r>
-        <w:rPr>
-          <w:sz w:val="24"/>
-          <w:szCs w:val="24"/>
-          <w:rtl w:val="0"/>
-        </w:rPr>
-        <w:t xml:space="preserve">Atentamente,</w:t>
-      </w:r>
-    </w:p>
-    <w:p>
-      <w:pPr>
-        <w:jc w:val="both"/>
-        <w:rPr>
-          <w:sz w:val="24"/>
-          <w:szCs w:val="24"/>
-        </w:rPr>
-      </w:pPr>
-      <w:r>
-        <w:rPr>
-          <w:sz w:val="24"/>
-          <w:szCs w:val="24"/>
-          <w:rtl w:val="0"/>
-        </w:rPr>
-        <w:t xml:space="preserve">{nom_completo_miembro_secretaria}</w:t>
-      </w:r>
-    </w:p>
-    <w:p>
-      <w:pPr>
-        <w:jc w:val="both"/>
-        <w:rPr>
           <w:sz w:val="24"/>
           <w:szCs w:val="24"/>
         </w:rPr>
@@ -465,7 +1475,7 @@
     </w:p>
     <w:p>
       <w:pPr>
-        <w:jc w:val="both"/>
+        <w:jc w:val="center"/>
         <w:rPr>
           <w:sz w:val="24"/>
           <w:szCs w:val="24"/>
@@ -497,7 +1507,7 @@
     <w:p>
       <w:pPr>
         <w:shd w:fill="ffffff" w:val="clear"/>
-        <w:spacing w:after="280" w:before="220" w:line="342.85714285714283" w:lineRule="auto"/>
+        <w:spacing w:after="280" w:before="0" w:line="360" w:lineRule="auto"/>
         <w:rPr>
           <w:i w:val="1"/>
           <w:iCs w:val="1"/>
@@ -526,7 +1536,7 @@
     <w:p>
       <w:pPr>
         <w:shd w:fill="ffffff" w:val="clear"/>
-        <w:spacing w:before="220" w:line="342.85714285714283" w:lineRule="auto"/>
+        <w:spacing w:before="0" w:line="360" w:lineRule="auto"/>
         <w:rPr>
           <w:color w:val="1a1c1e"/>
           <w:sz w:val="24"/>
@@ -552,6 +1562,100 @@
           <w:rtl w:val="0"/>
         </w:rPr>
         <w:t xml:space="preserve"> ________________________________________</w:t>
+      </w:r>
+    </w:p>
+    <w:p>
+      <w:pPr>
+        <w:shd w:fill="ffffff" w:val="clear"/>
+        <w:spacing w:before="0" w:line="360" w:lineRule="auto"/>
+        <w:rPr>
+          <w:color w:val="1a1c1e"/>
+          <w:sz w:val="24"/>
+          <w:szCs w:val="24"/>
+        </w:rPr>
+      </w:pPr>
+      <w:r>
+        <w:rPr>
+          <w:b w:val="1"/>
+          <w:bCs w:val="1"/>
+          <w:color w:val="1a1c1e"/>
+          <w:sz w:val="24"/>
+          <w:szCs w:val="24"/>
+          <w:rtl w:val="0"/>
+        </w:rPr>
+        <w:t xml:space="preserve">Cédula de Identidad:</w:t>
+      </w:r>
+      <w:r>
+        <w:rPr>
+          <w:color w:val="1a1c1e"/>
+          <w:sz w:val="24"/>
+          <w:szCs w:val="24"/>
+          <w:rtl w:val="0"/>
+        </w:rPr>
+        <w:t xml:space="preserve"> __________________________________</w:t>
+        <w:br w:type="textWrapping"/>
+      </w:r>
+      <w:r>
+        <w:rPr>
+          <w:b w:val="1"/>
+          <w:bCs w:val="1"/>
+          <w:color w:val="1a1c1e"/>
+          <w:sz w:val="24"/>
+          <w:szCs w:val="24"/>
+          <w:rtl w:val="0"/>
+        </w:rPr>
+        <w:t xml:space="preserve">Firma:</w:t>
+      </w:r>
+      <w:r>
+        <w:rPr>
+          <w:color w:val="1a1c1e"/>
+          <w:sz w:val="24"/>
+          <w:szCs w:val="24"/>
+          <w:rtl w:val="0"/>
+        </w:rPr>
+        <w:t xml:space="preserve">_______________________________________________</w:t>
+        <w:br w:type="textWrapping"/>
+      </w:r>
+      <w:r>
+        <w:rPr>
+          <w:b w:val="1"/>
+          <w:bCs w:val="1"/>
+          <w:color w:val="1a1c1e"/>
+          <w:sz w:val="24"/>
+          <w:szCs w:val="24"/>
+          <w:rtl w:val="0"/>
+        </w:rPr>
+        <w:t xml:space="preserve">Fecha de recepción:</w:t>
+      </w:r>
+      <w:r>
+        <w:rPr>
+          <w:color w:val="1a1c1e"/>
+          <w:sz w:val="24"/>
+          <w:szCs w:val="24"/>
+          <w:rtl w:val="0"/>
+        </w:rPr>
+        <w:t xml:space="preserve">___________________________________</w:t>
+        <w:br w:type="textWrapping"/>
+      </w:r>
+      <w:r>
+        <w:rPr>
+          <w:b w:val="1"/>
+          <w:bCs w:val="1"/>
+          <w:color w:val="1a1c1e"/>
+          <w:sz w:val="24"/>
+          <w:szCs w:val="24"/>
+          <w:rtl w:val="0"/>
+        </w:rPr>
+        <w:t xml:space="preserve">Sello de la Empresa:</w:t>
+      </w:r>
+      <w:r>
+        <w:rPr>
+          <w:color w:val="1a1c1e"/>
+          <w:sz w:val="24"/>
+          <w:szCs w:val="24"/>
+          <w:rtl w:val="0"/>
+        </w:rPr>
+        <w:t xml:space="preserve">___________________________________</w:t>
       </w:r>
     </w:p>
     <w:p>
@@ -559,93 +1663,333 @@
         <w:shd w:fill="ffffff" w:val="clear"/>
         <w:spacing w:before="220" w:line="342.85714285714283" w:lineRule="auto"/>
         <w:rPr>
-          <w:sz w:val="24"/>
-          <w:szCs w:val="24"/>
-        </w:rPr>
-      </w:pPr>
-      <w:r>
-        <w:rPr>
-          <w:b w:val="1"/>
-          <w:bCs w:val="1"/>
           <w:color w:val="1a1c1e"/>
           <w:sz w:val="24"/>
           <w:szCs w:val="24"/>
-          <w:rtl w:val="0"/>
-        </w:rPr>
-        <w:t xml:space="preserve">Cédula de Identidad:</w:t>
-      </w:r>
-      <w:r>
-        <w:rPr>
-          <w:color w:val="1a1c1e"/>
-          <w:sz w:val="24"/>
-          <w:szCs w:val="24"/>
-          <w:rtl w:val="0"/>
-        </w:rPr>
-        <w:t xml:space="preserve"> __________________________________</w:t>
-        <w:br w:type="textWrapping"/>
-      </w:r>
-      <w:r>
-        <w:rPr>
-          <w:b w:val="1"/>
-          <w:bCs w:val="1"/>
-          <w:color w:val="1a1c1e"/>
-          <w:sz w:val="24"/>
-          <w:szCs w:val="24"/>
-          <w:rtl w:val="0"/>
-        </w:rPr>
-        <w:t xml:space="preserve">Firma:</w:t>
-      </w:r>
-      <w:r>
-        <w:rPr>
-          <w:color w:val="1a1c1e"/>
-          <w:sz w:val="24"/>
-          <w:szCs w:val="24"/>
-          <w:rtl w:val="0"/>
-        </w:rPr>
-        <w:t xml:space="preserve">_______________________________________________</w:t>
-        <w:br w:type="textWrapping"/>
-      </w:r>
-      <w:r>
-        <w:rPr>
-          <w:b w:val="1"/>
-          <w:bCs w:val="1"/>
-          <w:color w:val="1a1c1e"/>
-          <w:sz w:val="24"/>
-          <w:szCs w:val="24"/>
-          <w:rtl w:val="0"/>
-        </w:rPr>
-        <w:t xml:space="preserve">Fecha de recepción:</w:t>
-      </w:r>
-      <w:r>
-        <w:rPr>
-          <w:color w:val="1a1c1e"/>
-          <w:sz w:val="24"/>
-          <w:szCs w:val="24"/>
-          <w:rtl w:val="0"/>
-        </w:rPr>
-        <w:t xml:space="preserve">___________________________________</w:t>
-        <w:br w:type="textWrapping"/>
-      </w:r>
-      <w:r>
-        <w:rPr>
-          <w:b w:val="1"/>
-          <w:bCs w:val="1"/>
-          <w:color w:val="1a1c1e"/>
-          <w:sz w:val="24"/>
-          <w:szCs w:val="24"/>
-          <w:rtl w:val="0"/>
-        </w:rPr>
-        <w:t xml:space="preserve">Sello de la Empresa:</w:t>
-      </w:r>
-      <w:r>
-        <w:rPr>
-          <w:color w:val="1a1c1e"/>
-          <w:sz w:val="24"/>
-          <w:szCs w:val="24"/>
-          <w:rtl w:val="0"/>
-        </w:rPr>
-        <w:t xml:space="preserve">___________________________________</w:t>
-      </w:r>
+        </w:rPr>
+      </w:pPr>
+      <w:r>
+        <w:rPr>
+          <w:rtl w:val="0"/>
+        </w:rPr>
+      </w:r>
+    </w:p>
+    <w:p>
+      <w:pPr>
+        <w:jc w:val="both"/>
+        <w:rPr/>
+      </w:pPr>
+      <w:r>
+        <w:rPr>
+          <w:rtl w:val="0"/>
+        </w:rPr>
+        <w:t xml:space="preserve">Instrucción para el archivo del expediente:</w:t>
+      </w:r>
+    </w:p>
+    <w:p>
+      <w:pPr>
+        <w:jc w:val="both"/>
+        <w:rPr/>
+      </w:pPr>
+      <w:r>
+        <w:rPr>
+          <w:rtl w:val="0"/>
+        </w:rPr>
+        <w:t xml:space="preserve">De conformidad con el Art. 75 de la LOPA y 113 del RLCP, si esta notificación se envía por correo electrónico, imprima el comprobante de envío y el reporte de entrega. Si se entrega en físico, </w:t>
+      </w:r>
+      <w:r>
+        <w:rPr>
+          <w:rtl w:val="0"/>
+        </w:rPr>
+        <w:t xml:space="preserve">exija</w:t>
+      </w:r>
+      <w:r>
+        <w:rPr>
+          <w:rtl w:val="0"/>
+        </w:rPr>
+        <w:t xml:space="preserve"> firma de recepción con nombre legible, cédula, fecha y hora.</w:t>
+      </w:r>
+    </w:p>
+    <w:p>
+      <w:pPr>
+        <w:jc w:val="both"/>
+        <w:rPr/>
+      </w:pPr>
+      <w:r>
+        <w:rPr>
+          <w:rtl w:val="0"/>
+        </w:rPr>
+      </w:r>
+    </w:p>
+    <w:p>
+      <w:pPr>
+        <w:jc w:val="both"/>
+        <w:rPr/>
+      </w:pPr>
+      <w:r>
+        <w:rPr>
+          <w:rtl w:val="0"/>
+        </w:rPr>
+      </w:r>
+    </w:p>
+    <w:p>
+      <w:pPr>
+        <w:jc w:val="both"/>
+        <w:rPr/>
+      </w:pPr>
+      <w:r>
+        <w:rPr>
+          <w:rtl w:val="0"/>
+        </w:rPr>
+      </w:r>
+    </w:p>
+    <w:p>
+      <w:pPr>
+        <w:jc w:val="both"/>
+        <w:rPr/>
+      </w:pPr>
+      <w:r>
+        <w:rPr>
+          <w:rtl w:val="0"/>
+        </w:rPr>
+      </w:r>
+    </w:p>
+    <w:p>
+      <w:pPr>
+        <w:jc w:val="both"/>
+        <w:rPr/>
+      </w:pPr>
+      <w:r>
+        <w:rPr>
+          <w:rtl w:val="0"/>
+        </w:rPr>
+      </w:r>
+    </w:p>
+    <w:p>
+      <w:pPr>
+        <w:jc w:val="both"/>
+        <w:rPr/>
+      </w:pPr>
+      <w:r>
+        <w:rPr>
+          <w:rtl w:val="0"/>
+        </w:rPr>
+      </w:r>
+    </w:p>
+    <w:p>
+      <w:pPr>
+        <w:jc w:val="both"/>
+        <w:rPr/>
+      </w:pPr>
+      <w:r>
+        <w:rPr>
+          <w:rtl w:val="0"/>
+        </w:rPr>
+      </w:r>
+    </w:p>
+    <w:p>
+      <w:pPr>
+        <w:jc w:val="both"/>
+        <w:rPr/>
+      </w:pPr>
+      <w:r>
+        <w:rPr>
+          <w:rtl w:val="0"/>
+        </w:rPr>
+      </w:r>
+    </w:p>
+    <w:p>
+      <w:pPr>
+        <w:jc w:val="both"/>
+        <w:rPr/>
+      </w:pPr>
+      <w:r>
+        <w:rPr>
+          <w:rtl w:val="0"/>
+        </w:rPr>
+      </w:r>
+    </w:p>
+    <w:p>
+      <w:pPr>
+        <w:jc w:val="both"/>
+        <w:rPr/>
+      </w:pPr>
+      <w:r>
+        <w:rPr>
+          <w:rtl w:val="0"/>
+        </w:rPr>
+      </w:r>
+    </w:p>
+    <w:p>
+      <w:pPr>
+        <w:jc w:val="both"/>
+        <w:rPr/>
+      </w:pPr>
+      <w:r>
+        <w:rPr>
+          <w:rtl w:val="0"/>
+        </w:rPr>
+      </w:r>
+    </w:p>
+    <w:p>
+      <w:pPr>
+        <w:jc w:val="both"/>
+        <w:rPr/>
+      </w:pPr>
+      <w:r>
+        <w:rPr>
+          <w:rtl w:val="0"/>
+        </w:rPr>
+      </w:r>
+    </w:p>
+    <w:p>
+      <w:pPr>
+        <w:jc w:val="both"/>
+        <w:rPr/>
+      </w:pPr>
+      <w:r>
+        <w:rPr>
+          <w:rtl w:val="0"/>
+        </w:rPr>
+      </w:r>
+    </w:p>
+    <w:p>
+      <w:pPr>
+        <w:jc w:val="both"/>
+        <w:rPr/>
+      </w:pPr>
+      <w:r>
+        <w:rPr>
+          <w:rtl w:val="0"/>
+        </w:rPr>
+      </w:r>
+    </w:p>
+    <w:p>
+      <w:pPr>
+        <w:jc w:val="both"/>
+        <w:rPr/>
+      </w:pPr>
+      <w:r>
+        <w:rPr>
+          <w:rtl w:val="0"/>
+        </w:rPr>
+      </w:r>
+    </w:p>
+    <w:p>
+      <w:pPr>
+        <w:jc w:val="both"/>
+        <w:rPr/>
+      </w:pPr>
+      <w:r>
+        <w:rPr>
+          <w:rtl w:val="0"/>
+        </w:rPr>
+      </w:r>
+    </w:p>
+    <w:p>
+      <w:pPr>
+        <w:jc w:val="both"/>
+        <w:rPr/>
+      </w:pPr>
+      <w:r>
+        <w:rPr>
+          <w:rtl w:val="0"/>
+        </w:rPr>
+      </w:r>
+    </w:p>
+    <w:p>
+      <w:pPr>
+        <w:jc w:val="both"/>
+        <w:rPr/>
+      </w:pPr>
+      <w:r>
+        <w:rPr>
+          <w:rtl w:val="0"/>
+        </w:rPr>
+      </w:r>
+    </w:p>
+    <w:p>
+      <w:pPr>
+        <w:jc w:val="both"/>
+        <w:rPr/>
+      </w:pPr>
+      <w:r>
+        <w:rPr>
+          <w:rtl w:val="0"/>
+        </w:rPr>
+      </w:r>
+    </w:p>
+    <w:p>
+      <w:pPr>
+        <w:jc w:val="both"/>
+        <w:rPr/>
+      </w:pPr>
+      <w:r>
+        <w:rPr>
+          <w:rtl w:val="0"/>
+        </w:rPr>
+      </w:r>
+    </w:p>
+    <w:p>
+      <w:pPr>
+        <w:jc w:val="both"/>
+        <w:rPr/>
+      </w:pPr>
+      <w:r>
+        <w:rPr>
+          <w:rtl w:val="0"/>
+        </w:rPr>
+      </w:r>
+    </w:p>
+    <w:p>
+      <w:pPr>
+        <w:jc w:val="both"/>
+        <w:rPr/>
+      </w:pPr>
+      <w:r>
+        <w:rPr>
+          <w:rtl w:val="0"/>
+        </w:rPr>
+      </w:r>
+    </w:p>
+    <w:p>
+      <w:pPr>
+        <w:jc w:val="both"/>
+        <w:rPr/>
+      </w:pPr>
+      <w:r>
+        <w:rPr>
+          <w:rtl w:val="0"/>
+        </w:rPr>
+      </w:r>
+    </w:p>
+    <w:p>
+      <w:pPr>
+        <w:jc w:val="both"/>
+        <w:rPr/>
+      </w:pPr>
+      <w:r>
+        <w:rPr>
+          <w:rtl w:val="0"/>
+        </w:rPr>
+      </w:r>
+    </w:p>
+    <w:p>
+      <w:pPr>
+        <w:jc w:val="both"/>
+        <w:rPr/>
+      </w:pPr>
+      <w:r>
+        <w:rPr>
+          <w:rtl w:val="0"/>
+        </w:rPr>
+      </w:r>
+    </w:p>
+    <w:p>
+      <w:pPr>
+        <w:jc w:val="both"/>
+        <w:rPr/>
+      </w:pPr>
       <w:r>
         <w:rPr>
           <w:rtl w:val="0"/>
@@ -653,12 +1997,77 @@
       </w:r>
     </w:p>
     <w:sectPr>
+      <w:headerReference r:id="rId6" w:type="default"/>
       <w:pgSz w:h="16834" w:w="11909" w:orient="portrait"/>
-      <w:pgMar w:bottom="1440" w:top="1440" w:left="1440" w:right="1440" w:header="720" w:footer="720"/>
+      <w:pgMar w:bottom="1440" w:top="1440" w:left="1440" w:right="1440" w:header="283.46456692913387" w:footer="720"/>
       <w:pgNumType w:start="1"/>
     </w:sectPr>
   </w:body>
 </w:document>
+</file>
+
+<file path=word/header1.xml><?xml version="1.0" encoding="utf-8"?>
+<w:hdr xmlns:mc="http://schemas.openxmlformats.org/markup-compatibility/2006" xmlns:o="urn:schemas-microsoft-com:office:office" xmlns:r="http://schemas.openxmlformats.org/officeDocument/2006/relationships" xmlns:m="http://schemas.openxmlformats.org/officeDocument/2006/math" xmlns:v="urn:schemas-microsoft-com:vml" xmlns:wp="http://schemas.openxmlformats.org/drawingml/2006/wordprocessingDrawing" xmlns:w10="urn:schemas-microsoft-com:office:word" xmlns:w="http://schemas.openxmlformats.org/wordprocessingml/2006/main" xmlns:wne="http://schemas.microsoft.com/office/word/2006/wordml" xmlns:sl="http://schemas.openxmlformats.org/schemaLibrary/2006/main" xmlns:a="http://schemas.openxmlformats.org/drawingml/2006/main" xmlns:pic="http://schemas.openxmlformats.org/drawingml/2006/picture" xmlns:c="http://schemas.openxmlformats.org/drawingml/2006/chart" xmlns:lc="http://schemas.openxmlformats.org/drawingml/2006/lockedCanvas" xmlns:dgm="http://schemas.openxmlformats.org/drawingml/2006/diagram" xmlns:wps="http://schemas.microsoft.com/office/word/2010/wordprocessingShape" xmlns:wpg="http://schemas.microsoft.com/office/word/2010/wordprocessingGroup" xmlns:w14="http://schemas.microsoft.com/office/word/2010/wordml" xmlns:w15="http://schemas.microsoft.com/office/word/2012/wordml" xmlns:w16="http://schemas.microsoft.com/office/word/2018/wordml" xmlns:w16cex="http://schemas.microsoft.com/office/word/2018/wordml/cex" xmlns:w16cid="http://schemas.microsoft.com/office/word/2016/wordml/cid" xmlns="http://schemas.microsoft.com/office/tasks/2019/documenttasks" xmlns:cr="http://schemas.microsoft.com/office/comments/2020/reactions">
+  <w:p>
+    <w:pPr>
+      <w:jc w:val="center"/>
+      <w:rPr>
+        <w:b w:val="1"/>
+        <w:bCs w:val="1"/>
+        <w:sz w:val="24"/>
+        <w:szCs w:val="24"/>
+      </w:rPr>
+    </w:pPr>
+    <w:r>
+      <w:rPr>
+        <w:b w:val="1"/>
+        <w:bCs w:val="1"/>
+        <w:sz w:val="24"/>
+        <w:szCs w:val="24"/>
+        <w:rtl w:val="0"/>
+      </w:rPr>
+      <w:t xml:space="preserve">REPÚBLICA BOLIVARIANA DE VENEZUELA</w:t>
+    </w:r>
+  </w:p>
+  <w:p>
+    <w:pPr>
+      <w:jc w:val="center"/>
+      <w:rPr>
+        <w:sz w:val="24"/>
+        <w:szCs w:val="24"/>
+      </w:rPr>
+    </w:pPr>
+    <w:r>
+      <w:rPr>
+        <w:sz w:val="24"/>
+        <w:szCs w:val="24"/>
+        <w:rtl w:val="0"/>
+      </w:rPr>
+      <w:t xml:space="preserve">{nom_ente_contratante}</w:t>
+    </w:r>
+  </w:p>
+  <w:p>
+    <w:pPr>
+      <w:jc w:val="center"/>
+      <w:rPr/>
+    </w:pPr>
+    <w:r>
+      <w:rPr>
+        <w:b w:val="1"/>
+        <w:bCs w:val="1"/>
+        <w:sz w:val="24"/>
+        <w:szCs w:val="24"/>
+        <w:rtl w:val="0"/>
+      </w:rPr>
+      <w:t xml:space="preserve">COMISIÓN DE CONTRATACIONES PÚBLICAS</w:t>
+    </w:r>
+    <w:r>
+      <w:rPr>
+        <w:rtl w:val="0"/>
+      </w:rPr>
+    </w:r>
+  </w:p>
+</w:hdr>
 </file>
 
 <file path=word/numbering.xml><?xml version="1.0" encoding="utf-8"?>
